--- a/docs/GS_Modelo_Proceso_ParkFlow360.docx
+++ b/docs/GS_Modelo_Proceso_ParkFlow360.docx
@@ -1039,17 +1039,11 @@
     </w:p>
     <w:p>
       <w:r>
-        <w:rPr>
-          <w:i/>
-        </w:rPr>
-        <w:t>Fecha base del proyecto: 27 de October de 2026</w:t>
+        <w:t>Fecha base del proyecto: 6 de octubre de 2026</w:t>
       </w:r>
     </w:p>
     <w:p>
       <w:r>
-        <w:rPr>
-          <w:b/>
-        </w:rPr>
         <w:t>Equipo: Ruben Viasus (frontend) y Julian Salamanca (backend / líder técnico)</w:t>
       </w:r>
     </w:p>
@@ -1068,10 +1062,11 @@
         <w:pStyle w:val="Heading1"/>
       </w:pPr>
       <w:r>
-        <w:rPr>
-          <w:b/>
-        </w:rPr>
         <w:t>1. Comparación de modelos</w:t>
+        <w:br/>
+        <w:t>2. Modelo elegido y aplicación</w:t>
+        <w:br/>
+        <w:t>Se propone Scrum con elementos de Kanban: planificación y revisión períodicas por sprint, con un tablero que visualiza el flujo Por hacer → En progreso → En revisión → Terminado y hace visibles los bloqueos. El incremento de cada sprint debe integrar tareas aceptadas y revisadas; el tablero no sustituye los criterios de aceptación ni la Definition of Done.</w:t>
       </w:r>
     </w:p>
     <w:p>
@@ -1110,10 +1105,15 @@
         <w:pStyle w:val="Heading1"/>
       </w:pPr>
       <w:r>
-        <w:rPr>
-          <w:b/>
-        </w:rPr>
         <w:t>3. Justificación para ParkFlow360</w:t>
+        <w:br/>
+        <w:t>Incertidumbre: el administrador aún debe precisar qué reportes requiere. Los incrementos revisables permiten validar primero reportes de ocupación e ingresos y ajustar criterios sin congelar prematuramente todo el alcance.</w:t>
+        <w:br/>
+        <w:t>Tamaño del equipo: dos integrantes que se comunican a diario pueden planificar trabajo acotado y revisar PR de forma cruzada. No se justifica la sobrecarga de una estructura grande.</w:t>
+        <w:br/>
+        <w:t>Disponibilidad del cliente: el contexto indica que el administrador puede revisar avances cada dos semanas. Esa frecuencia permite revisiones de sprint; debe confirmarse en el calendario: [COMPLETAR: fechas de revisión].</w:t>
+        <w:br/>
+        <w:t>Stack y modularidad: Angular 17, Spring Boot 3.2.5 y PostgreSQL 15 + Flyway se organizan por módulos funcionales, que se pueden integrar mediante ramas y PR pequeños.</w:t>
       </w:r>
     </w:p>
     <w:p>
@@ -1141,10 +1141,9 @@
         <w:pStyle w:val="Heading1"/>
       </w:pPr>
       <w:r>
-        <w:rPr>
-          <w:b/>
-        </w:rPr>
         <w:t>4. Modelo descartado</w:t>
+        <w:br/>
+        <w:t>Cascada no es la primera opción: requeriría cerrar de antemano necesidades de reportes que el administrador aún no ha definido con suficiente detalle. Si el curso o el cliente exige aprobaciones documentales, estas se incorporarán como controles dentro de cada sprint en vez de asumir requisitos inmutables desde el inicio.</w:t>
       </w:r>
     </w:p>
     <w:p>
